--- a/Final Project/Project Proposal.docx
+++ b/Final Project/Project Proposal.docx
@@ -98,6 +98,23 @@
       </w:pPr>
       <w:r>
         <w:t>Provide views of book database including filtering for different book characteristics</w:t>
+      </w:r>
+    </w:p>
+    <w:p/>
+    <w:p>
+      <w:r>
+        <w:t xml:space="preserve">GitHub Repository: </w:t>
+      </w:r>
+      <w:hyperlink r:id="rId5" w:history="1">
+        <w:r>
+          <w:rPr>
+            <w:rStyle w:val="Hyperlink"/>
+          </w:rPr>
+          <w:t>https://github.com/tyler-ivy-tech/SDEV-220-Final-Project</w:t>
+        </w:r>
+      </w:hyperlink>
+      <w:r>
+        <w:t xml:space="preserve"> </w:t>
       </w:r>
     </w:p>
     <w:sectPr>
@@ -896,7 +913,6 @@
   <w:style w:type="character" w:default="1" w:styleId="DefaultParagraphFont">
     <w:name w:val="Default Paragraph Font"/>
     <w:uiPriority w:val="1"/>
-    <w:semiHidden/>
     <w:unhideWhenUsed/>
   </w:style>
   <w:style w:type="table" w:default="1" w:styleId="TableNormal">
@@ -1208,6 +1224,29 @@
       <w:smallCaps/>
       <w:color w:val="2F5496" w:themeColor="accent1" w:themeShade="BF"/>
       <w:spacing w:val="5"/>
+    </w:rPr>
+  </w:style>
+  <w:style w:type="character" w:styleId="Hyperlink">
+    <w:name w:val="Hyperlink"/>
+    <w:basedOn w:val="DefaultParagraphFont"/>
+    <w:uiPriority w:val="99"/>
+    <w:unhideWhenUsed/>
+    <w:rsid w:val="00677F0B"/>
+    <w:rPr>
+      <w:color w:val="0563C1" w:themeColor="hyperlink"/>
+      <w:u w:val="single"/>
+    </w:rPr>
+  </w:style>
+  <w:style w:type="character" w:styleId="UnresolvedMention">
+    <w:name w:val="Unresolved Mention"/>
+    <w:basedOn w:val="DefaultParagraphFont"/>
+    <w:uiPriority w:val="99"/>
+    <w:semiHidden/>
+    <w:unhideWhenUsed/>
+    <w:rsid w:val="00677F0B"/>
+    <w:rPr>
+      <w:color w:val="605E5C"/>
+      <w:shd w:val="clear" w:color="auto" w:fill="E1DFDD"/>
     </w:rPr>
   </w:style>
 </w:styles>
